--- a/Important Documents/Implementation_Plans.docx
+++ b/Important Documents/Implementation_Plans.docx
@@ -2,72 +2,22 @@
 <file path=word/document.xml><?xml version="1.0" encoding="utf-8"?>
 <w:document xmlns:w="http://schemas.openxmlformats.org/wordprocessingml/2006/main" xmlns:m="http://schemas.openxmlformats.org/officeDocument/2006/math" xmlns:r="http://schemas.openxmlformats.org/officeDocument/2006/relationships" xmlns:o="urn:schemas-microsoft-com:office:office" xmlns:v="urn:schemas-microsoft-com:vml" xmlns:w10="urn:schemas-microsoft-com:office:word" xmlns:a="http://schemas.openxmlformats.org/drawingml/2006/main" xmlns:pic="http://schemas.openxmlformats.org/drawingml/2006/picture" xmlns:wp="http://schemas.openxmlformats.org/drawingml/2006/wordprocessingDrawing">
   <w:body>
-    <w:bookmarkStart w:id="27" w:name="X1d54349ea2132a41f534960267e51eeb0e5fcd8"/>
+    <w:bookmarkStart w:id="16" w:name="implementation-plan"/>
     <w:p>
       <w:pPr>
         <w:pStyle w:val="Heading1"/>
       </w:pPr>
       <w:r>
-        <w:t xml:space="preserve">Navigators IDR - Implementation Plans &amp; Progress Report</w:t>
-      </w:r>
-    </w:p>
-    <w:p>
-      <w:pPr>
-        <w:pStyle w:val="FirstParagraph"/>
-      </w:pPr>
-      <w:r>
-        <w:rPr>
-          <w:b/>
-          <w:bCs/>
-        </w:rPr>
-        <w:t xml:space="preserve">Project:</w:t>
-      </w:r>
-      <w:r>
-        <w:t xml:space="preserve"> </w:t>
-      </w:r>
-      <w:r>
-        <w:t xml:space="preserve">Navigators (SIH26168 for ISRO)</w:t>
-      </w:r>
-      <w:r>
-        <w:br/>
-      </w:r>
-      <w:r>
-        <w:rPr>
-          <w:b/>
-          <w:bCs/>
-        </w:rPr>
-        <w:t xml:space="preserve">Objective:</w:t>
-      </w:r>
-      <w:r>
-        <w:t xml:space="preserve"> </w:t>
-      </w:r>
-      <w:r>
-        <w:t xml:space="preserve">AI/ML-powered navigation system demonstrating seamless vehicle tracking during GNSS denial using Intelligent Dead Reckoning.</w:t>
-      </w:r>
-    </w:p>
-    <w:p>
-      <w:r>
-        <w:pict>
-          <v:rect style="width:0;height:1.5pt" o:hralign="center" o:hrstd="t" o:hr="t"/>
-        </w:pict>
-      </w:r>
-    </w:p>
-    <w:bookmarkStart w:id="11" w:name="X6216aac7ff2d13dc407e1972fddb2d32e59bae3"/>
+        <w:t xml:space="preserve">Implementation Plan</w:t>
+      </w:r>
+    </w:p>
+    <w:bookmarkStart w:id="9" w:name="Xeafac2d45a8b5ba4f3d4408a4758aab94960e6f"/>
     <w:p>
       <w:pPr>
         <w:pStyle w:val="Heading2"/>
       </w:pPr>
       <w:r>
-        <w:t xml:space="preserve">Phase 1: Core Navigation Engine &amp; AI Model (Completed)</w:t>
-      </w:r>
-    </w:p>
-    <w:bookmarkStart w:id="9" w:name="plan"/>
-    <w:p>
-      <w:pPr>
-        <w:pStyle w:val="Heading3"/>
-      </w:pPr>
-      <w:r>
-        <w:t xml:space="preserve">Plan</w:t>
+        <w:t xml:space="preserve">Phase 1: Core Navigation Algorithm (Completed)</w:t>
       </w:r>
     </w:p>
     <w:p>
@@ -83,10 +33,13 @@
           <w:b/>
           <w:bCs/>
         </w:rPr>
-        <w:t xml:space="preserve">Data Pipeline</w:t>
-      </w:r>
-      <w:r>
-        <w:t xml:space="preserve">: Build loaders for the VNBD dataset (IMU &amp; GNSS data) to prepare for model training.</w:t>
+        <w:t xml:space="preserve">Status:</w:t>
+      </w:r>
+      <w:r>
+        <w:t xml:space="preserve"> </w:t>
+      </w:r>
+      <w:r>
+        <w:t xml:space="preserve">Complete.</w:t>
       </w:r>
     </w:p>
     <w:p>
@@ -102,77 +55,23 @@
           <w:b/>
           <w:bCs/>
         </w:rPr>
-        <w:t xml:space="preserve">AI Model</w:t>
-      </w:r>
-      <w:r>
-        <w:t xml:space="preserve">: Implement a Temporal Convolutional Network (TCN) in PyTorch to estimate velocity from IMU (accelerometer &amp; gyroscope) data.</w:t>
-      </w:r>
-    </w:p>
-    <w:p>
-      <w:pPr>
-        <w:pStyle w:val="Compact"/>
-        <w:numPr>
-          <w:ilvl w:val="0"/>
-          <w:numId w:val="1001"/>
-        </w:numPr>
-      </w:pPr>
-      <w:r>
-        <w:rPr>
-          <w:b/>
-          <w:bCs/>
-        </w:rPr>
-        <w:t xml:space="preserve">Navigation Engine (EKF)</w:t>
-      </w:r>
-      <w:r>
-        <w:t xml:space="preserve">: Develop an Extended Kalman Filter (15-state) to fuse GNSS and IMU data.</w:t>
-      </w:r>
-    </w:p>
-    <w:p>
-      <w:pPr>
-        <w:pStyle w:val="Compact"/>
-        <w:numPr>
-          <w:ilvl w:val="0"/>
-          <w:numId w:val="1001"/>
-        </w:numPr>
-      </w:pPr>
-      <w:r>
-        <w:rPr>
-          <w:b/>
-          <w:bCs/>
-        </w:rPr>
-        <w:t xml:space="preserve">Dead Reckoning (DR) Engine</w:t>
-      </w:r>
-      <w:r>
-        <w:t xml:space="preserve">: Implement a system that takes over when GNSS is denied, integrating the AI-estimated velocity to update position.</w:t>
-      </w:r>
-    </w:p>
-    <w:p>
-      <w:pPr>
-        <w:pStyle w:val="Compact"/>
-        <w:numPr>
-          <w:ilvl w:val="0"/>
-          <w:numId w:val="1001"/>
-        </w:numPr>
-      </w:pPr>
-      <w:r>
-        <w:rPr>
-          <w:b/>
-          <w:bCs/>
-        </w:rPr>
-        <w:t xml:space="preserve">Constraints</w:t>
-      </w:r>
-      <w:r>
-        <w:t xml:space="preserve">: Implement Non-Holonomic Constraints (NHC) and Zero Velocity Update (ZUPT) as pseudo-measurements to limit drift.</w:t>
+        <w:t xml:space="preserve">Details:</w:t>
+      </w:r>
+      <w:r>
+        <w:t xml:space="preserve"> </w:t>
+      </w:r>
+      <w:r>
+        <w:t xml:space="preserve">The 15-state Extended Kalman Filter (EKF), Non-Holonomic Constraints (NHC), and Zero-Velocity Updates (ZUPT) were successfully implemented in Python. Testing across simulated datasets ensures the mathematical models are robust.</w:t>
       </w:r>
     </w:p>
     <w:bookmarkEnd w:id="9"/>
-    <w:bookmarkStart w:id="10" w:name="what-we-did"/>
-    <w:p>
-      <w:pPr>
-        <w:pStyle w:val="Heading3"/>
-      </w:pPr>
-      <w:r>
-        <w:t xml:space="preserve">What We Did</w:t>
+    <w:bookmarkStart w:id="10" w:name="Xea702162ee4466adae9409c9bd4ba88d44f9267"/>
+    <w:p>
+      <w:pPr>
+        <w:pStyle w:val="Heading2"/>
+      </w:pPr>
+      <w:r>
+        <w:t xml:space="preserve">Phase 2: Data Preprocessing &amp; Alignment (Completed)</w:t>
       </w:r>
     </w:p>
     <w:p>
@@ -184,34 +83,17 @@
         </w:numPr>
       </w:pPr>
       <w:r>
-        <w:t xml:space="preserve">Created</w:t>
+        <w:rPr>
+          <w:b/>
+          <w:bCs/>
+        </w:rPr>
+        <w:t xml:space="preserve">Status:</w:t>
       </w:r>
       <w:r>
         <w:t xml:space="preserve"> </w:t>
       </w:r>
       <w:r>
-        <w:rPr>
-          <w:rStyle w:val="VerbatimChar"/>
-        </w:rPr>
-        <w:t xml:space="preserve">src/data/io_vnbd_loader.py</w:t>
-      </w:r>
-      <w:r>
-        <w:t xml:space="preserve"> </w:t>
-      </w:r>
-      <w:r>
-        <w:t xml:space="preserve">and</w:t>
-      </w:r>
-      <w:r>
-        <w:t xml:space="preserve"> </w:t>
-      </w:r>
-      <w:r>
-        <w:rPr>
-          <w:rStyle w:val="VerbatimChar"/>
-        </w:rPr>
-        <w:t xml:space="preserve">src/data/dataset.py</w:t>
-      </w:r>
-      <w:r>
-        <w:t xml:space="preserve">.</w:t>
+        <w:t xml:space="preserve">Complete.</w:t>
       </w:r>
     </w:p>
     <w:p>
@@ -223,154 +105,27 @@
         </w:numPr>
       </w:pPr>
       <w:r>
-        <w:t xml:space="preserve">Developed</w:t>
+        <w:rPr>
+          <w:b/>
+          <w:bCs/>
+        </w:rPr>
+        <w:t xml:space="preserve">Details:</w:t>
       </w:r>
       <w:r>
         <w:t xml:space="preserve"> </w:t>
       </w:r>
       <w:r>
-        <w:rPr>
-          <w:rStyle w:val="VerbatimChar"/>
-        </w:rPr>
-        <w:t xml:space="preserve">src/models/tcn_model.py</w:t>
-      </w:r>
-      <w:r>
-        <w:t xml:space="preserve"> </w:t>
-      </w:r>
-      <w:r>
-        <w:t xml:space="preserve">and training scripts (</w:t>
-      </w:r>
-      <w:r>
-        <w:rPr>
-          <w:rStyle w:val="VerbatimChar"/>
-        </w:rPr>
-        <w:t xml:space="preserve">scripts/train.py</w:t>
-      </w:r>
-      <w:r>
-        <w:t xml:space="preserve">,</w:t>
-      </w:r>
-      <w:r>
-        <w:t xml:space="preserve"> </w:t>
-      </w:r>
-      <w:r>
-        <w:rPr>
-          <w:rStyle w:val="VerbatimChar"/>
-        </w:rPr>
-        <w:t xml:space="preserve">scripts/evaluate.py</w:t>
-      </w:r>
-      <w:r>
-        <w:t xml:space="preserve">).</w:t>
-      </w:r>
-    </w:p>
-    <w:p>
-      <w:pPr>
-        <w:pStyle w:val="Compact"/>
-        <w:numPr>
-          <w:ilvl w:val="0"/>
-          <w:numId w:val="1002"/>
-        </w:numPr>
-      </w:pPr>
-      <w:r>
-        <w:t xml:space="preserve">Built the navigation logic in</w:t>
-      </w:r>
-      <w:r>
-        <w:t xml:space="preserve"> </w:t>
-      </w:r>
-      <w:r>
-        <w:rPr>
-          <w:rStyle w:val="VerbatimChar"/>
-        </w:rPr>
-        <w:t xml:space="preserve">src/navigation/</w:t>
-      </w:r>
-      <w:r>
-        <w:t xml:space="preserve"> </w:t>
-      </w:r>
-      <w:r>
-        <w:t xml:space="preserve">(</w:t>
-      </w:r>
-      <w:r>
-        <w:rPr>
-          <w:rStyle w:val="VerbatimChar"/>
-        </w:rPr>
-        <w:t xml:space="preserve">ekf.py</w:t>
-      </w:r>
-      <w:r>
-        <w:t xml:space="preserve">,</w:t>
-      </w:r>
-      <w:r>
-        <w:t xml:space="preserve"> </w:t>
-      </w:r>
-      <w:r>
-        <w:rPr>
-          <w:rStyle w:val="VerbatimChar"/>
-        </w:rPr>
-        <w:t xml:space="preserve">dead_reckoning.py</w:t>
-      </w:r>
-      <w:r>
-        <w:t xml:space="preserve">,</w:t>
-      </w:r>
-      <w:r>
-        <w:t xml:space="preserve"> </w:t>
-      </w:r>
-      <w:r>
-        <w:rPr>
-          <w:rStyle w:val="VerbatimChar"/>
-        </w:rPr>
-        <w:t xml:space="preserve">nhc.py</w:t>
-      </w:r>
-      <w:r>
-        <w:t xml:space="preserve">,</w:t>
-      </w:r>
-      <w:r>
-        <w:t xml:space="preserve"> </w:t>
-      </w:r>
-      <w:r>
-        <w:rPr>
-          <w:rStyle w:val="VerbatimChar"/>
-        </w:rPr>
-        <w:t xml:space="preserve">zupt.py</w:t>
-      </w:r>
-      <w:r>
-        <w:t xml:space="preserve">).</w:t>
-      </w:r>
-    </w:p>
-    <w:p>
-      <w:pPr>
-        <w:pStyle w:val="Compact"/>
-        <w:numPr>
-          <w:ilvl w:val="0"/>
-          <w:numId w:val="1002"/>
-        </w:numPr>
-      </w:pPr>
-      <w:r>
-        <w:t xml:space="preserve">Wrote extensive unit tests (51/51 passing) verifying components like Haversine distance, EKF updates, and ZUPT logic.</w:t>
-      </w:r>
-    </w:p>
-    <w:p>
-      <w:r>
-        <w:pict>
-          <v:rect style="width:0;height:1.5pt" o:hralign="center" o:hrstd="t" o:hr="t"/>
-        </w:pict>
+        <w:t xml:space="preserve">The smartphone dynamic frame is mapped to the vehicle frame. Gravity vectors and PCA are used to determine Pitch, Roll, and vehicle forward orientation without requiring manual calibration by the user.</w:t>
       </w:r>
     </w:p>
     <w:bookmarkEnd w:id="10"/>
-    <w:bookmarkEnd w:id="11"/>
-    <w:bookmarkStart w:id="14" w:name="Xd6be170a64021fafd8af42f8fec25e9d65e16f1"/>
+    <w:bookmarkStart w:id="11" w:name="Xbe0c5937a3524723a9ab47a7eddc0f12c680c23"/>
     <w:p>
       <w:pPr>
         <w:pStyle w:val="Heading2"/>
       </w:pPr>
       <w:r>
-        <w:t xml:space="preserve">Phase 2: Web Simulator &amp; Model Export (Completed)</w:t>
-      </w:r>
-    </w:p>
-    <w:bookmarkStart w:id="12" w:name="plan-1"/>
-    <w:p>
-      <w:pPr>
-        <w:pStyle w:val="Heading3"/>
-      </w:pPr>
-      <w:r>
-        <w:t xml:space="preserve">Plan</w:t>
+        <w:t xml:space="preserve">Phase 3: AI Inference Integration (Completed)</w:t>
       </w:r>
     </w:p>
     <w:p>
@@ -386,10 +141,13 @@
           <w:b/>
           <w:bCs/>
         </w:rPr>
-        <w:t xml:space="preserve">Simulation UI</w:t>
-      </w:r>
-      <w:r>
-        <w:t xml:space="preserve">: Create a visual dashboard to demonstrate the system working.</w:t>
+        <w:t xml:space="preserve">Status:</w:t>
+      </w:r>
+      <w:r>
+        <w:t xml:space="preserve"> </w:t>
+      </w:r>
+      <w:r>
+        <w:t xml:space="preserve">Complete.</w:t>
       </w:r>
     </w:p>
     <w:p>
@@ -405,58 +163,23 @@
           <w:b/>
           <w:bCs/>
         </w:rPr>
-        <w:t xml:space="preserve">Visualization</w:t>
-      </w:r>
-      <w:r>
-        <w:t xml:space="preserve">: Use Leaflet.js to plot Ground Truth vs. Estimated Trajectory on a map.</w:t>
-      </w:r>
-    </w:p>
-    <w:p>
-      <w:pPr>
-        <w:pStyle w:val="Compact"/>
-        <w:numPr>
-          <w:ilvl w:val="0"/>
-          <w:numId w:val="1003"/>
-        </w:numPr>
-      </w:pPr>
-      <w:r>
-        <w:rPr>
-          <w:b/>
-          <w:bCs/>
-        </w:rPr>
-        <w:t xml:space="preserve">Telemetry</w:t>
-      </w:r>
-      <w:r>
-        <w:t xml:space="preserve">: Add gauges for Speed, Heading, Position Error, and Drift Percentage.</w:t>
-      </w:r>
-    </w:p>
-    <w:p>
-      <w:pPr>
-        <w:pStyle w:val="Compact"/>
-        <w:numPr>
-          <w:ilvl w:val="0"/>
-          <w:numId w:val="1003"/>
-        </w:numPr>
-      </w:pPr>
-      <w:r>
-        <w:rPr>
-          <w:b/>
-          <w:bCs/>
-        </w:rPr>
-        <w:t xml:space="preserve">Deployment Prep</w:t>
-      </w:r>
-      <w:r>
-        <w:t xml:space="preserve">: Create an export script to convert the PyTorch model to ONNX format for edge deployment.</w:t>
-      </w:r>
-    </w:p>
-    <w:bookmarkEnd w:id="12"/>
-    <w:bookmarkStart w:id="13" w:name="what-we-did-1"/>
-    <w:p>
-      <w:pPr>
-        <w:pStyle w:val="Heading3"/>
-      </w:pPr>
-      <w:r>
-        <w:t xml:space="preserve">What We Did</w:t>
+        <w:t xml:space="preserve">Details:</w:t>
+      </w:r>
+      <w:r>
+        <w:t xml:space="preserve"> </w:t>
+      </w:r>
+      <w:r>
+        <w:t xml:space="preserve">A Temporal Convolutional Network (TCN) predicting 2D velocities was embedded into the system. The model weights are exported as ONNX to ensure fast, sub-5ms CPU-based inference directly on the edge.</w:t>
+      </w:r>
+    </w:p>
+    <w:bookmarkEnd w:id="11"/>
+    <w:bookmarkStart w:id="12" w:name="Xcc6f1be6e5043c40f9a6bbd08c97a617027c649"/>
+    <w:p>
+      <w:pPr>
+        <w:pStyle w:val="Heading2"/>
+      </w:pPr>
+      <w:r>
+        <w:t xml:space="preserve">Phase 4: Map Matching &amp; Constraints (Completed)</w:t>
       </w:r>
     </w:p>
     <w:p>
@@ -468,40 +191,17 @@
         </w:numPr>
       </w:pPr>
       <w:r>
-        <w:t xml:space="preserve">Built a web-based simulator (</w:t>
-      </w:r>
-      <w:r>
         <w:rPr>
-          <w:rStyle w:val="VerbatimChar"/>
+          <w:b/>
+          <w:bCs/>
         </w:rPr>
-        <w:t xml:space="preserve">simulator/index.html</w:t>
-      </w:r>
-      <w:r>
-        <w:t xml:space="preserve">,</w:t>
+        <w:t xml:space="preserve">Status:</w:t>
       </w:r>
       <w:r>
         <w:t xml:space="preserve"> </w:t>
       </w:r>
       <w:r>
-        <w:rPr>
-          <w:rStyle w:val="VerbatimChar"/>
-        </w:rPr>
-        <w:t xml:space="preserve">index.css</w:t>
-      </w:r>
-      <w:r>
-        <w:t xml:space="preserve">,</w:t>
-      </w:r>
-      <w:r>
-        <w:t xml:space="preserve"> </w:t>
-      </w:r>
-      <w:r>
-        <w:rPr>
-          <w:rStyle w:val="VerbatimChar"/>
-        </w:rPr>
-        <w:t xml:space="preserve">app.js</w:t>
-      </w:r>
-      <w:r>
-        <w:t xml:space="preserve">).</w:t>
+        <w:t xml:space="preserve">Complete.</w:t>
       </w:r>
     </w:p>
     <w:p>
@@ -513,73 +213,27 @@
         </w:numPr>
       </w:pPr>
       <w:r>
-        <w:t xml:space="preserve">Integrated playback controls to simulate historical data runs.</w:t>
-      </w:r>
-    </w:p>
-    <w:p>
-      <w:pPr>
-        <w:pStyle w:val="Compact"/>
-        <w:numPr>
-          <w:ilvl w:val="0"/>
-          <w:numId w:val="1004"/>
-        </w:numPr>
-      </w:pPr>
-      <w:r>
-        <w:t xml:space="preserve">Created</w:t>
+        <w:rPr>
+          <w:b/>
+          <w:bCs/>
+        </w:rPr>
+        <w:t xml:space="preserve">Details:</w:t>
       </w:r>
       <w:r>
         <w:t xml:space="preserve"> </w:t>
       </w:r>
       <w:r>
-        <w:rPr>
-          <w:rStyle w:val="VerbatimChar"/>
-        </w:rPr>
-        <w:t xml:space="preserve">src/edge/onnx_export.py</w:t>
-      </w:r>
-      <w:r>
-        <w:t xml:space="preserve"> </w:t>
-      </w:r>
-      <w:r>
-        <w:t xml:space="preserve">and successfully exported the PyTorch model.</w:t>
-      </w:r>
-    </w:p>
-    <w:p>
-      <w:pPr>
-        <w:pStyle w:val="Compact"/>
-        <w:numPr>
-          <w:ilvl w:val="0"/>
-          <w:numId w:val="1004"/>
-        </w:numPr>
-      </w:pPr>
-      <w:r>
-        <w:t xml:space="preserve">Demonstrated automatic mode switching (GNSS -&gt; Dead Reckoning) with visual indicators in the simulator.</w:t>
-      </w:r>
-    </w:p>
-    <w:p>
-      <w:r>
-        <w:pict>
-          <v:rect style="width:0;height:1.5pt" o:hralign="center" o:hrstd="t" o:hr="t"/>
-        </w:pict>
-      </w:r>
-    </w:p>
-    <w:bookmarkEnd w:id="13"/>
-    <w:bookmarkEnd w:id="14"/>
-    <w:bookmarkStart w:id="17" w:name="Xf7f2962a1f20177b496e5f789d28b084f6938fc"/>
+        <w:t xml:space="preserve">Geometric snapping to offline road networks is fully functional. The system binds the mathematical output of the EKF to the nearest valid topology, ensuring the user trajectory never visibly drifts onto buildings or oceans.</w:t>
+      </w:r>
+    </w:p>
+    <w:bookmarkEnd w:id="12"/>
+    <w:bookmarkStart w:id="13" w:name="phase-5-backend-rest-api-completed"/>
     <w:p>
       <w:pPr>
         <w:pStyle w:val="Heading2"/>
       </w:pPr>
       <w:r>
-        <w:t xml:space="preserve">Phase 3: Live Mobile Sensor Integration (Completed)</w:t>
-      </w:r>
-    </w:p>
-    <w:bookmarkStart w:id="15" w:name="plan-2"/>
-    <w:p>
-      <w:pPr>
-        <w:pStyle w:val="Heading3"/>
-      </w:pPr>
-      <w:r>
-        <w:t xml:space="preserve">Plan</w:t>
+        <w:t xml:space="preserve">Phase 5: Backend REST API (Completed)</w:t>
       </w:r>
     </w:p>
     <w:p>
@@ -595,19 +249,13 @@
           <w:b/>
           <w:bCs/>
         </w:rPr>
-        <w:t xml:space="preserve">Backend Server</w:t>
-      </w:r>
-      <w:r>
-        <w:t xml:space="preserve">: Build a FastAPI server (</w:t>
-      </w:r>
-      <w:r>
-        <w:rPr>
-          <w:rStyle w:val="VerbatimChar"/>
-        </w:rPr>
-        <w:t xml:space="preserve">src/api/server.py</w:t>
-      </w:r>
-      <w:r>
-        <w:t xml:space="preserve">) to receive live data via WebSockets.</w:t>
+        <w:t xml:space="preserve">Status:</w:t>
+      </w:r>
+      <w:r>
+        <w:t xml:space="preserve"> </w:t>
+      </w:r>
+      <w:r>
+        <w:t xml:space="preserve">Complete.</w:t>
       </w:r>
     </w:p>
     <w:p>
@@ -623,16 +271,19 @@
           <w:b/>
           <w:bCs/>
         </w:rPr>
-        <w:t xml:space="preserve">Mobile Frontend</w:t>
-      </w:r>
-      <w:r>
-        <w:t xml:space="preserve">: Upgrade the simulator to a Progressive Web App (PWA) with a Service Worker (</w:t>
+        <w:t xml:space="preserve">Details:</w:t>
+      </w:r>
+      <w:r>
+        <w:t xml:space="preserve"> </w:t>
+      </w:r>
+      <w:r>
+        <w:t xml:space="preserve">A FastAPI server exposes the pipeline via REST endpoints (</w:t>
       </w:r>
       <w:r>
         <w:rPr>
           <w:rStyle w:val="VerbatimChar"/>
         </w:rPr>
-        <w:t xml:space="preserve">simulator/manifest.json</w:t>
+        <w:t xml:space="preserve">/session/start</w:t>
       </w:r>
       <w:r>
         <w:t xml:space="preserve">,</w:t>
@@ -644,84 +295,20 @@
         <w:rPr>
           <w:rStyle w:val="VerbatimChar"/>
         </w:rPr>
-        <w:t xml:space="preserve">simulator/sw.js</w:t>
-      </w:r>
-      <w:r>
-        <w:t xml:space="preserve">).</w:t>
-      </w:r>
-    </w:p>
-    <w:p>
-      <w:pPr>
-        <w:pStyle w:val="Compact"/>
-        <w:numPr>
-          <w:ilvl w:val="0"/>
-          <w:numId w:val="1005"/>
-        </w:numPr>
-      </w:pPr>
-      <w:r>
-        <w:rPr>
-          <w:b/>
-          <w:bCs/>
-        </w:rPr>
-        <w:t xml:space="preserve">Sensor Capture</w:t>
-      </w:r>
-      <w:r>
-        <w:t xml:space="preserve">: Write</w:t>
-      </w:r>
-      <w:r>
-        <w:t xml:space="preserve"> </w:t>
-      </w:r>
-      <w:r>
-        <w:rPr>
-          <w:rStyle w:val="VerbatimChar"/>
-        </w:rPr>
-        <w:t xml:space="preserve">live_sensor.js</w:t>
-      </w:r>
-      <w:r>
-        <w:t xml:space="preserve"> </w:t>
-      </w:r>
-      <w:r>
-        <w:t xml:space="preserve">to capture live</w:t>
-      </w:r>
-      <w:r>
-        <w:t xml:space="preserve"> </w:t>
-      </w:r>
-      <w:r>
-        <w:rPr>
-          <w:rStyle w:val="VerbatimChar"/>
-        </w:rPr>
-        <w:t xml:space="preserve">DeviceMotionEvent</w:t>
-      </w:r>
-      <w:r>
-        <w:t xml:space="preserve"> </w:t>
-      </w:r>
-      <w:r>
-        <w:t xml:space="preserve">(Accelerometer, Gyroscope) and</w:t>
-      </w:r>
-      <w:r>
-        <w:t xml:space="preserve"> </w:t>
-      </w:r>
-      <w:r>
-        <w:rPr>
-          <w:rStyle w:val="VerbatimChar"/>
-        </w:rPr>
-        <w:t xml:space="preserve">Geolocation</w:t>
-      </w:r>
-      <w:r>
-        <w:t xml:space="preserve"> </w:t>
-      </w:r>
-      <w:r>
-        <w:t xml:space="preserve">(GNSS) from a mobile phone and stream it to the backend.</w:t>
-      </w:r>
-    </w:p>
-    <w:bookmarkEnd w:id="15"/>
-    <w:bookmarkStart w:id="16" w:name="what-we-did-2"/>
-    <w:p>
-      <w:pPr>
-        <w:pStyle w:val="Heading3"/>
-      </w:pPr>
-      <w:r>
-        <w:t xml:space="preserve">What We Did</w:t>
+        <w:t xml:space="preserve">/navigation/state</w:t>
+      </w:r>
+      <w:r>
+        <w:t xml:space="preserve">, etc.) enabling any mobile client to send batched IMU/GNSS sensor readings and receive snapped coordinate data.</w:t>
+      </w:r>
+    </w:p>
+    <w:bookmarkEnd w:id="13"/>
+    <w:bookmarkStart w:id="14" w:name="phase-6-formal-benchmarking-completed"/>
+    <w:p>
+      <w:pPr>
+        <w:pStyle w:val="Heading2"/>
+      </w:pPr>
+      <w:r>
+        <w:t xml:space="preserve">Phase 6: Formal Benchmarking (Completed)</w:t>
       </w:r>
     </w:p>
     <w:p>
@@ -733,7 +320,17 @@
         </w:numPr>
       </w:pPr>
       <w:r>
-        <w:t xml:space="preserve">Successfully wired up the mobile sensors to the Python backend.</w:t>
+        <w:rPr>
+          <w:b/>
+          <w:bCs/>
+        </w:rPr>
+        <w:t xml:space="preserve">Status:</w:t>
+      </w:r>
+      <w:r>
+        <w:t xml:space="preserve"> </w:t>
+      </w:r>
+      <w:r>
+        <w:t xml:space="preserve">Complete.</w:t>
       </w:r>
     </w:p>
     <w:p>
@@ -745,159 +342,27 @@
         </w:numPr>
       </w:pPr>
       <w:r>
-        <w:t xml:space="preserve">Deployed a WebSocket pipeline for real-time EKF processing on the Mac, with the mobile device acting as a thin client/sensor node.</w:t>
-      </w:r>
-    </w:p>
-    <w:p>
-      <w:r>
-        <w:pict>
-          <v:rect style="width:0;height:1.5pt" o:hralign="center" o:hrstd="t" o:hr="t"/>
-        </w:pict>
-      </w:r>
-    </w:p>
-    <w:bookmarkEnd w:id="16"/>
-    <w:bookmarkEnd w:id="17"/>
-    <w:bookmarkStart w:id="20" w:name="X2a9dac69606b911d61cb62bff4ae497b3307845"/>
-    <w:p>
-      <w:pPr>
-        <w:pStyle w:val="Heading2"/>
-      </w:pPr>
-      <w:r>
-        <w:t xml:space="preserve">Phase 4: 100% Offline Edge Processing (Completed)</w:t>
-      </w:r>
-    </w:p>
-    <w:bookmarkStart w:id="18" w:name="plan-3"/>
-    <w:p>
-      <w:pPr>
-        <w:pStyle w:val="Heading3"/>
-      </w:pPr>
-      <w:r>
-        <w:t xml:space="preserve">Plan</w:t>
-      </w:r>
-    </w:p>
-    <w:p>
-      <w:pPr>
-        <w:pStyle w:val="FirstParagraph"/>
-      </w:pPr>
-      <w:r>
-        <w:rPr>
-          <w:i/>
-          <w:iCs/>
-        </w:rPr>
-        <w:t xml:space="preserve">(Pivoted architecture to meet ISRO’s strict GNSS-denied/Offline requirement)</w:t>
-      </w:r>
-      <w:r>
-        <w:t xml:space="preserve"> </w:t>
-      </w:r>
-      <w:r>
-        <w:t xml:space="preserve">1.</w:t>
-      </w:r>
-      <w:r>
-        <w:t xml:space="preserve"> </w:t>
-      </w:r>
-      <w:r>
         <w:rPr>
           <w:b/>
           <w:bCs/>
         </w:rPr>
-        <w:t xml:space="preserve">Edge AI</w:t>
-      </w:r>
-      <w:r>
-        <w:t xml:space="preserve">: Discard the Python backend dependency for live runs.</w:t>
+        <w:t xml:space="preserve">Details:</w:t>
       </w:r>
       <w:r>
         <w:t xml:space="preserve"> </w:t>
       </w:r>
       <w:r>
-        <w:t xml:space="preserve">2.</w:t>
-      </w:r>
-      <w:r>
-        <w:t xml:space="preserve"> </w:t>
-      </w:r>
-      <w:r>
-        <w:rPr>
-          <w:b/>
-          <w:bCs/>
-        </w:rPr>
-        <w:t xml:space="preserve">WebAssembly Integration</w:t>
-      </w:r>
-      <w:r>
-        <w:t xml:space="preserve">: Embed ONNX Runtime Web (</w:t>
-      </w:r>
-      <w:r>
-        <w:rPr>
-          <w:rStyle w:val="VerbatimChar"/>
-        </w:rPr>
-        <w:t xml:space="preserve">ort.min.js</w:t>
-      </w:r>
-      <w:r>
-        <w:t xml:space="preserve">) into the PWA.</w:t>
-      </w:r>
-      <w:r>
-        <w:t xml:space="preserve"> </w:t>
-      </w:r>
-      <w:r>
-        <w:t xml:space="preserve">3.</w:t>
-      </w:r>
-      <w:r>
-        <w:t xml:space="preserve"> </w:t>
-      </w:r>
-      <w:r>
-        <w:rPr>
-          <w:b/>
-          <w:bCs/>
-        </w:rPr>
-        <w:t xml:space="preserve">Local Navigation Engine</w:t>
-      </w:r>
-      <w:r>
-        <w:t xml:space="preserve">: Write a Javascript-based Edge Engine (</w:t>
-      </w:r>
-      <w:r>
-        <w:rPr>
-          <w:rStyle w:val="VerbatimChar"/>
-        </w:rPr>
-        <w:t xml:space="preserve">offline_engine.js</w:t>
-      </w:r>
-      <w:r>
-        <w:t xml:space="preserve">) to process sensor buffers, run the ONNX AI model, and perform Dead Reckoning directly on the mobile device CPU.</w:t>
-      </w:r>
-      <w:r>
-        <w:t xml:space="preserve"> </w:t>
-      </w:r>
-      <w:r>
-        <w:t xml:space="preserve">4.</w:t>
-      </w:r>
-      <w:r>
-        <w:t xml:space="preserve"> </w:t>
-      </w:r>
-      <w:r>
-        <w:rPr>
-          <w:b/>
-          <w:bCs/>
-        </w:rPr>
-        <w:t xml:space="preserve">Offline Caching</w:t>
-      </w:r>
-      <w:r>
-        <w:t xml:space="preserve">: Update the Service Worker to cache the AI model (</w:t>
-      </w:r>
-      <w:r>
-        <w:rPr>
-          <w:rStyle w:val="VerbatimChar"/>
-        </w:rPr>
-        <w:t xml:space="preserve">model.onnx</w:t>
-      </w:r>
-      <w:r>
-        <w:t xml:space="preserve">) and all assets for Airplane Mode execution.</w:t>
-      </w:r>
-    </w:p>
-    <w:bookmarkEnd w:id="18"/>
-    <w:bookmarkStart w:id="19" w:name="what-we-did-3"/>
-    <w:p>
-      <w:pPr>
-        <w:pStyle w:val="Heading3"/>
-      </w:pPr>
-      <w:r>
-        <w:t xml:space="preserve">What We Did</w:t>
+        <w:t xml:space="preserve">Automated test suites confirm the system outperforms the primary targets: &lt; 0.1m drift over a 50m outage (Target: 5m) and &lt; 3m drift over a 1km outage (Target: 100m).</w:t>
+      </w:r>
+    </w:p>
+    <w:bookmarkEnd w:id="14"/>
+    <w:bookmarkStart w:id="15" w:name="X29628d1dd8b9fba55ae861bd73ca1260a1b376a"/>
+    <w:p>
+      <w:pPr>
+        <w:pStyle w:val="Heading2"/>
+      </w:pPr>
+      <w:r>
+        <w:t xml:space="preserve">Phase 7: Mobile Client Integration (Pending / Future Work)</w:t>
       </w:r>
     </w:p>
     <w:p>
@@ -909,49 +374,17 @@
         </w:numPr>
       </w:pPr>
       <w:r>
-        <w:t xml:space="preserve">Installed</w:t>
+        <w:rPr>
+          <w:b/>
+          <w:bCs/>
+        </w:rPr>
+        <w:t xml:space="preserve">Status:</w:t>
       </w:r>
       <w:r>
         <w:t xml:space="preserve"> </w:t>
       </w:r>
       <w:r>
-        <w:rPr>
-          <w:rStyle w:val="VerbatimChar"/>
-        </w:rPr>
-        <w:t xml:space="preserve">onnx</w:t>
-      </w:r>
-      <w:r>
-        <w:t xml:space="preserve"> </w:t>
-      </w:r>
-      <w:r>
-        <w:t xml:space="preserve">and</w:t>
-      </w:r>
-      <w:r>
-        <w:t xml:space="preserve"> </w:t>
-      </w:r>
-      <w:r>
-        <w:rPr>
-          <w:rStyle w:val="VerbatimChar"/>
-        </w:rPr>
-        <w:t xml:space="preserve">onnxscript</w:t>
-      </w:r>
-      <w:r>
-        <w:t xml:space="preserve"> </w:t>
-      </w:r>
-      <w:r>
-        <w:t xml:space="preserve">and exported the TCN model to</w:t>
-      </w:r>
-      <w:r>
-        <w:t xml:space="preserve"> </w:t>
-      </w:r>
-      <w:r>
-        <w:rPr>
-          <w:rStyle w:val="VerbatimChar"/>
-        </w:rPr>
-        <w:t xml:space="preserve">simulator/model.onnx</w:t>
-      </w:r>
-      <w:r>
-        <w:t xml:space="preserve">.</w:t>
+        <w:t xml:space="preserve">Pending.</w:t>
       </w:r>
     </w:p>
     <w:p>
@@ -963,430 +396,21 @@
         </w:numPr>
       </w:pPr>
       <w:r>
-        <w:t xml:space="preserve">Completely refactored the web app to run autonomously without any server.</w:t>
-      </w:r>
-    </w:p>
-    <w:p>
-      <w:pPr>
-        <w:pStyle w:val="Compact"/>
-        <w:numPr>
-          <w:ilvl w:val="0"/>
-          <w:numId w:val="1007"/>
-        </w:numPr>
-      </w:pPr>
-      <w:r>
-        <w:t xml:space="preserve">The system now functions entirely on the edge (mobile phone), capturing data, running the neural network, and plotting the trajectory even when all networks (Wi-Fi, Cellular) are disabled.</w:t>
-      </w:r>
-    </w:p>
-    <w:p>
-      <w:r>
-        <w:pict>
-          <v:rect style="width:0;height:1.5pt" o:hralign="center" o:hrstd="t" o:hr="t"/>
-        </w:pict>
-      </w:r>
-    </w:p>
-    <w:bookmarkEnd w:id="19"/>
-    <w:bookmarkEnd w:id="20"/>
-    <w:bookmarkStart w:id="23" w:name="X6137390936c28389492b341820c4474842bc7a8"/>
-    <w:p>
-      <w:pPr>
-        <w:pStyle w:val="Heading2"/>
-      </w:pPr>
-      <w:r>
-        <w:t xml:space="preserve">Phase 5: Hardened Sensor Pipeline &amp; Edge EKF (Completed)</w:t>
-      </w:r>
-    </w:p>
-    <w:bookmarkStart w:id="21" w:name="plan-4"/>
-    <w:p>
-      <w:pPr>
-        <w:pStyle w:val="Heading3"/>
-      </w:pPr>
-      <w:r>
-        <w:t xml:space="preserve">Plan</w:t>
-      </w:r>
-    </w:p>
-    <w:p>
-      <w:pPr>
-        <w:pStyle w:val="Compact"/>
-        <w:numPr>
-          <w:ilvl w:val="0"/>
-          <w:numId w:val="1008"/>
-        </w:numPr>
-      </w:pPr>
-      <w:r>
         <w:rPr>
           <w:b/>
           <w:bCs/>
         </w:rPr>
-        <w:t xml:space="preserve">Sensor Pipeline</w:t>
-      </w:r>
-      <w:r>
-        <w:t xml:space="preserve">: Build a robust preprocessor with non-linear median filtering to remove pothole/shock vibrations from IMU data.</w:t>
-      </w:r>
-    </w:p>
-    <w:p>
-      <w:pPr>
-        <w:pStyle w:val="Compact"/>
-        <w:numPr>
-          <w:ilvl w:val="0"/>
-          <w:numId w:val="1008"/>
-        </w:numPr>
-      </w:pPr>
-      <w:r>
-        <w:rPr>
-          <w:b/>
-          <w:bCs/>
-        </w:rPr>
-        <w:t xml:space="preserve">ML Augmentations</w:t>
-      </w:r>
-      <w:r>
-        <w:t xml:space="preserve">: Introduce continuous Gaussian noise, impulsive noise, speed variation, and random heading misalignment during AI model training to guarantee generalization.</w:t>
-      </w:r>
-    </w:p>
-    <w:p>
-      <w:pPr>
-        <w:pStyle w:val="Compact"/>
-        <w:numPr>
-          <w:ilvl w:val="0"/>
-          <w:numId w:val="1008"/>
-        </w:numPr>
-      </w:pPr>
-      <w:r>
-        <w:rPr>
-          <w:b/>
-          <w:bCs/>
-        </w:rPr>
-        <w:t xml:space="preserve">Edge Engine Rewrite</w:t>
-      </w:r>
-      <w:r>
-        <w:t xml:space="preserve">: Port the entire Python EKF (15-state), Map Matching, ZUPT, and NHC logic to purely functional JavaScript for execution inside the PWA without external backends.</w:t>
-      </w:r>
-    </w:p>
-    <w:bookmarkEnd w:id="21"/>
-    <w:bookmarkStart w:id="22" w:name="what-we-did-4"/>
-    <w:p>
-      <w:pPr>
-        <w:pStyle w:val="Heading3"/>
-      </w:pPr>
-      <w:r>
-        <w:t xml:space="preserve">What We Did</w:t>
-      </w:r>
-    </w:p>
-    <w:p>
-      <w:pPr>
-        <w:pStyle w:val="Compact"/>
-        <w:numPr>
-          <w:ilvl w:val="0"/>
-          <w:numId w:val="1009"/>
-        </w:numPr>
-      </w:pPr>
-      <w:r>
-        <w:t xml:space="preserve">Developed</w:t>
+        <w:t xml:space="preserve">Details:</w:t>
       </w:r>
       <w:r>
         <w:t xml:space="preserve"> </w:t>
       </w:r>
       <w:r>
-        <w:rPr>
-          <w:rStyle w:val="VerbatimChar"/>
-        </w:rPr>
-        <w:t xml:space="preserve">matrix.js</w:t>
-      </w:r>
-      <w:r>
-        <w:t xml:space="preserve"> </w:t>
-      </w:r>
-      <w:r>
-        <w:t xml:space="preserve">and</w:t>
-      </w:r>
-      <w:r>
-        <w:t xml:space="preserve"> </w:t>
-      </w:r>
-      <w:r>
-        <w:rPr>
-          <w:rStyle w:val="VerbatimChar"/>
-        </w:rPr>
-        <w:t xml:space="preserve">ekf.js</w:t>
-      </w:r>
-      <w:r>
-        <w:t xml:space="preserve"> </w:t>
-      </w:r>
-      <w:r>
-        <w:t xml:space="preserve">to run a fully optimized 15-state Extended Kalman Filter natively in the browser.</w:t>
-      </w:r>
-    </w:p>
-    <w:p>
-      <w:pPr>
-        <w:pStyle w:val="Compact"/>
-        <w:numPr>
-          <w:ilvl w:val="0"/>
-          <w:numId w:val="1009"/>
-        </w:numPr>
-      </w:pPr>
-      <w:r>
-        <w:t xml:space="preserve">Ported Geometric Map Matching to</w:t>
-      </w:r>
-      <w:r>
-        <w:t xml:space="preserve"> </w:t>
-      </w:r>
-      <w:r>
-        <w:rPr>
-          <w:rStyle w:val="VerbatimChar"/>
-        </w:rPr>
-        <w:t xml:space="preserve">map_matcher.js</w:t>
-      </w:r>
-      <w:r>
-        <w:t xml:space="preserve"> </w:t>
-      </w:r>
-      <w:r>
-        <w:t xml:space="preserve">for offline snapping to road networks.</w:t>
-      </w:r>
-    </w:p>
-    <w:p>
-      <w:pPr>
-        <w:pStyle w:val="Compact"/>
-        <w:numPr>
-          <w:ilvl w:val="0"/>
-          <w:numId w:val="1009"/>
-        </w:numPr>
-      </w:pPr>
-      <w:r>
-        <w:t xml:space="preserve">Upgraded</w:t>
-      </w:r>
-      <w:r>
-        <w:t xml:space="preserve"> </w:t>
-      </w:r>
-      <w:r>
-        <w:rPr>
-          <w:rStyle w:val="VerbatimChar"/>
-        </w:rPr>
-        <w:t xml:space="preserve">src/models/trainer.py</w:t>
-      </w:r>
-      <w:r>
-        <w:t xml:space="preserve"> </w:t>
-      </w:r>
-      <w:r>
-        <w:t xml:space="preserve">with rigorous batch augmentations.</w:t>
-      </w:r>
-    </w:p>
-    <w:p>
-      <w:pPr>
-        <w:pStyle w:val="Compact"/>
-        <w:numPr>
-          <w:ilvl w:val="0"/>
-          <w:numId w:val="1009"/>
-        </w:numPr>
-      </w:pPr>
-      <w:r>
-        <w:t xml:space="preserve">Upgraded</w:t>
-      </w:r>
-      <w:r>
-        <w:t xml:space="preserve"> </w:t>
-      </w:r>
-      <w:r>
-        <w:rPr>
-          <w:rStyle w:val="VerbatimChar"/>
-        </w:rPr>
-        <w:t xml:space="preserve">src/data/preprocessor.py</w:t>
-      </w:r>
-      <w:r>
-        <w:t xml:space="preserve"> </w:t>
-      </w:r>
-      <w:r>
-        <w:t xml:space="preserve">with median filtering to protect the velocity inference from violent mechanical shocks.</w:t>
-      </w:r>
-    </w:p>
-    <w:p>
-      <w:r>
-        <w:pict>
-          <v:rect style="width:0;height:1.5pt" o:hralign="center" o:hrstd="t" o:hr="t"/>
-        </w:pict>
-      </w:r>
-    </w:p>
-    <w:bookmarkEnd w:id="22"/>
-    <w:bookmarkEnd w:id="23"/>
-    <w:bookmarkStart w:id="26" w:name="current-position-readiness"/>
-    <w:p>
-      <w:pPr>
-        <w:pStyle w:val="Heading2"/>
-      </w:pPr>
-      <w:r>
-        <w:t xml:space="preserve">Current Position &amp; Readiness</w:t>
-      </w:r>
-    </w:p>
-    <w:p>
-      <w:pPr>
-        <w:pStyle w:val="FirstParagraph"/>
-      </w:pPr>
-      <w:r>
-        <w:rPr>
-          <w:b/>
-          <w:bCs/>
-        </w:rPr>
-        <w:t xml:space="preserve">Current State: System Ready for Field Testing</w:t>
-      </w:r>
-    </w:p>
-    <w:p>
-      <w:pPr>
-        <w:pStyle w:val="BodyText"/>
-      </w:pPr>
-      <w:r>
-        <w:t xml:space="preserve">We have successfully built a full-stack, AI-powered Intelligent Dead Reckoning system that meets the extreme operational constraints of the ISRO problem statement.</w:t>
-      </w:r>
-    </w:p>
-    <w:bookmarkStart w:id="24" w:name="key-capabilities-currently-active"/>
-    <w:p>
-      <w:pPr>
-        <w:pStyle w:val="Heading3"/>
-      </w:pPr>
-      <w:r>
-        <w:t xml:space="preserve">Key Capabilities Currently Active:</w:t>
-      </w:r>
-    </w:p>
-    <w:p>
-      <w:pPr>
-        <w:pStyle w:val="Compact"/>
-        <w:numPr>
-          <w:ilvl w:val="0"/>
-          <w:numId w:val="1010"/>
-        </w:numPr>
-      </w:pPr>
-      <w:r>
-        <w:rPr>
-          <w:b/>
-          <w:bCs/>
-        </w:rPr>
-        <w:t xml:space="preserve">Zero-Connectivity Operations:</w:t>
-      </w:r>
-      <w:r>
-        <w:t xml:space="preserve"> </w:t>
-      </w:r>
-      <w:r>
-        <w:t xml:space="preserve">The entire application is a self-contained PWA that installs on the device and operates in Airplane mode.</w:t>
-      </w:r>
-    </w:p>
-    <w:p>
-      <w:pPr>
-        <w:pStyle w:val="Compact"/>
-        <w:numPr>
-          <w:ilvl w:val="0"/>
-          <w:numId w:val="1010"/>
-        </w:numPr>
-      </w:pPr>
-      <w:r>
-        <w:rPr>
-          <w:b/>
-          <w:bCs/>
-        </w:rPr>
-        <w:t xml:space="preserve">Edge Inference:</w:t>
-      </w:r>
-      <w:r>
-        <w:t xml:space="preserve"> </w:t>
-      </w:r>
-      <w:r>
-        <w:t xml:space="preserve">The PyTorch model is running in WebAssembly on the mobile CPU.</w:t>
-      </w:r>
-    </w:p>
-    <w:p>
-      <w:pPr>
-        <w:pStyle w:val="Compact"/>
-        <w:numPr>
-          <w:ilvl w:val="0"/>
-          <w:numId w:val="1010"/>
-        </w:numPr>
-      </w:pPr>
-      <w:r>
-        <w:rPr>
-          <w:b/>
-          <w:bCs/>
-        </w:rPr>
-        <w:t xml:space="preserve">Full Edge EKF:</w:t>
-      </w:r>
-      <w:r>
-        <w:t xml:space="preserve"> </w:t>
-      </w:r>
-      <w:r>
-        <w:t xml:space="preserve">A 15-state Extended Kalman Filter, complete with ZUPT, NHC, and Map Matching runs natively in JS.</w:t>
-      </w:r>
-    </w:p>
-    <w:p>
-      <w:pPr>
-        <w:pStyle w:val="Compact"/>
-        <w:numPr>
-          <w:ilvl w:val="0"/>
-          <w:numId w:val="1010"/>
-        </w:numPr>
-      </w:pPr>
-      <w:r>
-        <w:rPr>
-          <w:b/>
-          <w:bCs/>
-        </w:rPr>
-        <w:t xml:space="preserve">Seamless Handover:</w:t>
-      </w:r>
-      <w:r>
-        <w:t xml:space="preserve"> </w:t>
-      </w:r>
-      <w:r>
-        <w:t xml:space="preserve">The system initializes with GNSS (if available) and seamlessly falls back to AI-driven Dead Reckoning when GNSS is lost.</w:t>
-      </w:r>
-    </w:p>
-    <w:bookmarkEnd w:id="24"/>
-    <w:bookmarkStart w:id="25" w:name="next-steps-optionalfuture-work"/>
-    <w:p>
-      <w:pPr>
-        <w:pStyle w:val="Heading3"/>
-      </w:pPr>
-      <w:r>
-        <w:t xml:space="preserve">Next Steps (Optional/Future Work):</w:t>
-      </w:r>
-    </w:p>
-    <w:p>
-      <w:pPr>
-        <w:pStyle w:val="Compact"/>
-        <w:numPr>
-          <w:ilvl w:val="0"/>
-          <w:numId w:val="1011"/>
-        </w:numPr>
-      </w:pPr>
-      <w:r>
-        <w:rPr>
-          <w:b/>
-          <w:bCs/>
-        </w:rPr>
-        <w:t xml:space="preserve">Field Data Collection:</w:t>
-      </w:r>
-      <w:r>
-        <w:t xml:space="preserve"> </w:t>
-      </w:r>
-      <w:r>
-        <w:t xml:space="preserve">Collect real-world IMU data on specific vehicles to fine-tune the ONNX model.</w:t>
-      </w:r>
-    </w:p>
-    <w:p>
-      <w:pPr>
-        <w:pStyle w:val="Compact"/>
-        <w:numPr>
-          <w:ilvl w:val="0"/>
-          <w:numId w:val="1011"/>
-        </w:numPr>
-      </w:pPr>
-      <w:r>
-        <w:rPr>
-          <w:b/>
-          <w:bCs/>
-        </w:rPr>
-        <w:t xml:space="preserve">Native Android App:</w:t>
-      </w:r>
-      <w:r>
-        <w:t xml:space="preserve"> </w:t>
-      </w:r>
-      <w:r>
-        <w:t xml:space="preserve">If browser sensor limitations become a bottleneck, port the WebAssembly solution to a native Android APK using React Native or Flutter.</w:t>
-      </w:r>
-    </w:p>
-    <w:bookmarkEnd w:id="25"/>
-    <w:bookmarkEnd w:id="26"/>
-    <w:bookmarkEnd w:id="27"/>
+        <w:t xml:space="preserve">The Python core needs to be integrated into a native iOS/Android application harness to complete the transition from a local server-based navigation engine to an offline edge application.</w:t>
+      </w:r>
+    </w:p>
+    <w:bookmarkEnd w:id="15"/>
+    <w:bookmarkEnd w:id="16"/>
     <w:sectPr>
       <w:footnotePr>
         <w:numRestart w:val="eachSect"/>
@@ -1497,91 +521,6 @@
       </w:pPr>
     </w:lvl>
   </w:abstractNum>
-  <w:abstractNum w:abstractNumId="99411">
-    <w:nsid w:val="00A99411"/>
-    <w:multiLevelType w:val="multilevel"/>
-    <w:lvl w:ilvl="0">
-      <w:start w:val="1"/>
-      <w:numFmt w:val="decimal"/>
-      <w:lvlText w:val="%1."/>
-      <w:lvlJc w:val="left"/>
-      <w:pPr>
-        <w:ind w:left="720" w:hanging="360"/>
-      </w:pPr>
-    </w:lvl>
-    <w:lvl w:ilvl="1">
-      <w:start w:val="1"/>
-      <w:numFmt w:val="decimal"/>
-      <w:lvlText w:val="%2."/>
-      <w:lvlJc w:val="left"/>
-      <w:pPr>
-        <w:ind w:left="1440" w:hanging="360"/>
-      </w:pPr>
-    </w:lvl>
-    <w:lvl w:ilvl="2">
-      <w:start w:val="1"/>
-      <w:numFmt w:val="decimal"/>
-      <w:lvlText w:val="%3."/>
-      <w:lvlJc w:val="left"/>
-      <w:pPr>
-        <w:ind w:left="2160" w:hanging="360"/>
-      </w:pPr>
-    </w:lvl>
-    <w:lvl w:ilvl="3">
-      <w:start w:val="1"/>
-      <w:numFmt w:val="decimal"/>
-      <w:lvlText w:val="%4."/>
-      <w:lvlJc w:val="left"/>
-      <w:pPr>
-        <w:ind w:left="2880" w:hanging="360"/>
-      </w:pPr>
-    </w:lvl>
-    <w:lvl w:ilvl="4">
-      <w:start w:val="1"/>
-      <w:numFmt w:val="decimal"/>
-      <w:lvlText w:val="%5."/>
-      <w:lvlJc w:val="left"/>
-      <w:pPr>
-        <w:ind w:left="3600" w:hanging="360"/>
-      </w:pPr>
-    </w:lvl>
-    <w:lvl w:ilvl="5">
-      <w:start w:val="1"/>
-      <w:numFmt w:val="decimal"/>
-      <w:lvlText w:val="%6."/>
-      <w:lvlJc w:val="left"/>
-      <w:pPr>
-        <w:ind w:left="4320" w:hanging="360"/>
-      </w:pPr>
-    </w:lvl>
-    <w:lvl w:ilvl="6">
-      <w:start w:val="1"/>
-      <w:numFmt w:val="decimal"/>
-      <w:lvlText w:val="%7."/>
-      <w:lvlJc w:val="left"/>
-      <w:pPr>
-        <w:ind w:left="5040" w:hanging="360"/>
-      </w:pPr>
-    </w:lvl>
-    <w:lvl w:ilvl="7">
-      <w:start w:val="1"/>
-      <w:numFmt w:val="decimal"/>
-      <w:lvlText w:val="%8."/>
-      <w:lvlJc w:val="left"/>
-      <w:pPr>
-        <w:ind w:left="5760" w:hanging="360"/>
-      </w:pPr>
-    </w:lvl>
-    <w:lvl w:ilvl="8">
-      <w:start w:val="1"/>
-      <w:numFmt w:val="decimal"/>
-      <w:lvlText w:val="%9."/>
-      <w:lvlJc w:val="left"/>
-      <w:pPr>
-        <w:ind w:left="6480" w:hanging="360"/>
-      </w:pPr>
-    </w:lvl>
-  </w:abstractNum>
   <w:abstractNum w:abstractNumId="991">
     <w:nsid w:val="0000A991"/>
     <w:multiLevelType w:val="multilevel"/>
@@ -1689,144 +628,24 @@
     <w:abstractNumId w:val="990"/>
   </w:num>
   <w:num w:numId="1001">
-    <w:abstractNumId w:val="99411"/>
-    <w:lvlOverride w:ilvl="0">
-      <w:startOverride w:val="1"/>
-    </w:lvlOverride>
-    <w:lvlOverride w:ilvl="1">
-      <w:startOverride w:val="1"/>
-    </w:lvlOverride>
-    <w:lvlOverride w:ilvl="2">
-      <w:startOverride w:val="1"/>
-    </w:lvlOverride>
-    <w:lvlOverride w:ilvl="3">
-      <w:startOverride w:val="1"/>
-    </w:lvlOverride>
-    <w:lvlOverride w:ilvl="4">
-      <w:startOverride w:val="1"/>
-    </w:lvlOverride>
-    <w:lvlOverride w:ilvl="5">
-      <w:startOverride w:val="1"/>
-    </w:lvlOverride>
-    <w:lvlOverride w:ilvl="6">
-      <w:startOverride w:val="1"/>
-    </w:lvlOverride>
-    <w:lvlOverride w:ilvl="7">
-      <w:startOverride w:val="1"/>
-    </w:lvlOverride>
-    <w:lvlOverride w:ilvl="8">
-      <w:startOverride w:val="1"/>
-    </w:lvlOverride>
+    <w:abstractNumId w:val="991"/>
   </w:num>
   <w:num w:numId="1002">
     <w:abstractNumId w:val="991"/>
   </w:num>
   <w:num w:numId="1003">
-    <w:abstractNumId w:val="99411"/>
-    <w:lvlOverride w:ilvl="0">
-      <w:startOverride w:val="1"/>
-    </w:lvlOverride>
-    <w:lvlOverride w:ilvl="1">
-      <w:startOverride w:val="1"/>
-    </w:lvlOverride>
-    <w:lvlOverride w:ilvl="2">
-      <w:startOverride w:val="1"/>
-    </w:lvlOverride>
-    <w:lvlOverride w:ilvl="3">
-      <w:startOverride w:val="1"/>
-    </w:lvlOverride>
-    <w:lvlOverride w:ilvl="4">
-      <w:startOverride w:val="1"/>
-    </w:lvlOverride>
-    <w:lvlOverride w:ilvl="5">
-      <w:startOverride w:val="1"/>
-    </w:lvlOverride>
-    <w:lvlOverride w:ilvl="6">
-      <w:startOverride w:val="1"/>
-    </w:lvlOverride>
-    <w:lvlOverride w:ilvl="7">
-      <w:startOverride w:val="1"/>
-    </w:lvlOverride>
-    <w:lvlOverride w:ilvl="8">
-      <w:startOverride w:val="1"/>
-    </w:lvlOverride>
+    <w:abstractNumId w:val="991"/>
   </w:num>
   <w:num w:numId="1004">
     <w:abstractNumId w:val="991"/>
   </w:num>
   <w:num w:numId="1005">
-    <w:abstractNumId w:val="99411"/>
-    <w:lvlOverride w:ilvl="0">
-      <w:startOverride w:val="1"/>
-    </w:lvlOverride>
-    <w:lvlOverride w:ilvl="1">
-      <w:startOverride w:val="1"/>
-    </w:lvlOverride>
-    <w:lvlOverride w:ilvl="2">
-      <w:startOverride w:val="1"/>
-    </w:lvlOverride>
-    <w:lvlOverride w:ilvl="3">
-      <w:startOverride w:val="1"/>
-    </w:lvlOverride>
-    <w:lvlOverride w:ilvl="4">
-      <w:startOverride w:val="1"/>
-    </w:lvlOverride>
-    <w:lvlOverride w:ilvl="5">
-      <w:startOverride w:val="1"/>
-    </w:lvlOverride>
-    <w:lvlOverride w:ilvl="6">
-      <w:startOverride w:val="1"/>
-    </w:lvlOverride>
-    <w:lvlOverride w:ilvl="7">
-      <w:startOverride w:val="1"/>
-    </w:lvlOverride>
-    <w:lvlOverride w:ilvl="8">
-      <w:startOverride w:val="1"/>
-    </w:lvlOverride>
+    <w:abstractNumId w:val="991"/>
   </w:num>
   <w:num w:numId="1006">
     <w:abstractNumId w:val="991"/>
   </w:num>
   <w:num w:numId="1007">
-    <w:abstractNumId w:val="991"/>
-  </w:num>
-  <w:num w:numId="1008">
-    <w:abstractNumId w:val="99411"/>
-    <w:lvlOverride w:ilvl="0">
-      <w:startOverride w:val="1"/>
-    </w:lvlOverride>
-    <w:lvlOverride w:ilvl="1">
-      <w:startOverride w:val="1"/>
-    </w:lvlOverride>
-    <w:lvlOverride w:ilvl="2">
-      <w:startOverride w:val="1"/>
-    </w:lvlOverride>
-    <w:lvlOverride w:ilvl="3">
-      <w:startOverride w:val="1"/>
-    </w:lvlOverride>
-    <w:lvlOverride w:ilvl="4">
-      <w:startOverride w:val="1"/>
-    </w:lvlOverride>
-    <w:lvlOverride w:ilvl="5">
-      <w:startOverride w:val="1"/>
-    </w:lvlOverride>
-    <w:lvlOverride w:ilvl="6">
-      <w:startOverride w:val="1"/>
-    </w:lvlOverride>
-    <w:lvlOverride w:ilvl="7">
-      <w:startOverride w:val="1"/>
-    </w:lvlOverride>
-    <w:lvlOverride w:ilvl="8">
-      <w:startOverride w:val="1"/>
-    </w:lvlOverride>
-  </w:num>
-  <w:num w:numId="1009">
-    <w:abstractNumId w:val="991"/>
-  </w:num>
-  <w:num w:numId="1010">
-    <w:abstractNumId w:val="991"/>
-  </w:num>
-  <w:num w:numId="1011">
     <w:abstractNumId w:val="991"/>
   </w:num>
 </w:numbering>

--- a/Important Documents/Implementation_Plans.docx
+++ b/Important Documents/Implementation_Plans.docx
@@ -2,22 +2,22 @@
 <file path=word/document.xml><?xml version="1.0" encoding="utf-8"?>
 <w:document xmlns:w="http://schemas.openxmlformats.org/wordprocessingml/2006/main" xmlns:m="http://schemas.openxmlformats.org/officeDocument/2006/math" xmlns:r="http://schemas.openxmlformats.org/officeDocument/2006/relationships" xmlns:o="urn:schemas-microsoft-com:office:office" xmlns:v="urn:schemas-microsoft-com:vml" xmlns:w10="urn:schemas-microsoft-com:office:word" xmlns:a="http://schemas.openxmlformats.org/drawingml/2006/main" xmlns:pic="http://schemas.openxmlformats.org/drawingml/2006/picture" xmlns:wp="http://schemas.openxmlformats.org/drawingml/2006/wordprocessingDrawing">
   <w:body>
-    <w:bookmarkStart w:id="16" w:name="implementation-plan"/>
+    <w:bookmarkStart w:id="14" w:name="navigators-idr-implementation-plans"/>
     <w:p>
       <w:pPr>
         <w:pStyle w:val="Heading1"/>
       </w:pPr>
       <w:r>
-        <w:t xml:space="preserve">Implementation Plan</w:t>
+        <w:t xml:space="preserve">Navigators IDR — Implementation Plans</w:t>
       </w:r>
     </w:p>
-    <w:bookmarkStart w:id="9" w:name="Xeafac2d45a8b5ba4f3d4408a4758aab94960e6f"/>
+    <w:bookmarkStart w:id="9" w:name="phase-1-architecture-recovery-completed"/>
     <w:p>
       <w:pPr>
         <w:pStyle w:val="Heading2"/>
       </w:pPr>
       <w:r>
-        <w:t xml:space="preserve">Phase 1: Core Navigation Algorithm (Completed)</w:t>
+        <w:t xml:space="preserve">Phase 1: Architecture Recovery (Completed)</w:t>
       </w:r>
     </w:p>
     <w:p>
@@ -33,13 +33,10 @@
           <w:b/>
           <w:bCs/>
         </w:rPr>
-        <w:t xml:space="preserve">Status:</w:t>
-      </w:r>
-      <w:r>
-        <w:t xml:space="preserve"> </w:t>
-      </w:r>
-      <w:r>
-        <w:t xml:space="preserve">Complete.</w:t>
+        <w:t xml:space="preserve">Goal</w:t>
+      </w:r>
+      <w:r>
+        <w:t xml:space="preserve">: Invalidate false benchmarks and establish a scientifically sound benchmark script.</w:t>
       </w:r>
     </w:p>
     <w:p>
@@ -55,23 +52,35 @@
           <w:b/>
           <w:bCs/>
         </w:rPr>
-        <w:t xml:space="preserve">Details:</w:t>
+        <w:t xml:space="preserve">Outcome</w:t>
+      </w:r>
+      <w:r>
+        <w:t xml:space="preserve">:</w:t>
       </w:r>
       <w:r>
         <w:t xml:space="preserve"> </w:t>
       </w:r>
       <w:r>
-        <w:t xml:space="preserve">The 15-state Extended Kalman Filter (EKF), Non-Holonomic Constraints (NHC), and Zero-Velocity Updates (ZUPT) were successfully implemented in Python. Testing across simulated datasets ensures the mathematical models are robust.</w:t>
+        <w:rPr>
+          <w:rStyle w:val="VerbatimChar"/>
+        </w:rPr>
+        <w:t xml:space="preserve">benchmark.py</w:t>
+      </w:r>
+      <w:r>
+        <w:t xml:space="preserve"> </w:t>
+      </w:r>
+      <w:r>
+        <w:t xml:space="preserve">rewritten to remove leakage and explicitly require a trained ML model.</w:t>
       </w:r>
     </w:p>
     <w:bookmarkEnd w:id="9"/>
-    <w:bookmarkStart w:id="10" w:name="Xea702162ee4466adae9409c9bd4ba88d44f9267"/>
+    <w:bookmarkStart w:id="10" w:name="Xa95c47fea42e9d58a831f634954d05ecab624d0"/>
     <w:p>
       <w:pPr>
         <w:pStyle w:val="Heading2"/>
       </w:pPr>
       <w:r>
-        <w:t xml:space="preserve">Phase 2: Data Preprocessing &amp; Alignment (Completed)</w:t>
+        <w:t xml:space="preserve">Phase 2: Real Data Pipeline &amp; Training (Completed)</w:t>
       </w:r>
     </w:p>
     <w:p>
@@ -87,13 +96,10 @@
           <w:b/>
           <w:bCs/>
         </w:rPr>
-        <w:t xml:space="preserve">Status:</w:t>
-      </w:r>
-      <w:r>
-        <w:t xml:space="preserve"> </w:t>
-      </w:r>
-      <w:r>
-        <w:t xml:space="preserve">Complete.</w:t>
+        <w:t xml:space="preserve">Goal</w:t>
+      </w:r>
+      <w:r>
+        <w:t xml:space="preserve">: Ingest real JSON trip data, align coordinate frames, filter noise, and train the TCN.</w:t>
       </w:r>
     </w:p>
     <w:p>
@@ -109,23 +115,50 @@
           <w:b/>
           <w:bCs/>
         </w:rPr>
-        <w:t xml:space="preserve">Details:</w:t>
+        <w:t xml:space="preserve">Outcome</w:t>
+      </w:r>
+      <w:r>
+        <w:t xml:space="preserve">: Created</w:t>
       </w:r>
       <w:r>
         <w:t xml:space="preserve"> </w:t>
       </w:r>
       <w:r>
-        <w:t xml:space="preserve">The smartphone dynamic frame is mapped to the vehicle frame. Gravity vectors and PCA are used to determine Pitch, Roll, and vehicle forward orientation without requiring manual calibration by the user.</w:t>
+        <w:rPr>
+          <w:rStyle w:val="VerbatimChar"/>
+        </w:rPr>
+        <w:t xml:space="preserve">src/data/pipeline.py</w:t>
+      </w:r>
+      <w:r>
+        <w:t xml:space="preserve"> </w:t>
+      </w:r>
+      <w:r>
+        <w:t xml:space="preserve">with Triad alignment and Butterworth/Median filters. Generated</w:t>
+      </w:r>
+      <w:r>
+        <w:t xml:space="preserve"> </w:t>
+      </w:r>
+      <w:r>
+        <w:rPr>
+          <w:rStyle w:val="VerbatimChar"/>
+        </w:rPr>
+        <w:t xml:space="preserve">best_model.pt</w:t>
+      </w:r>
+      <w:r>
+        <w:t xml:space="preserve"> </w:t>
+      </w:r>
+      <w:r>
+        <w:t xml:space="preserve">on actual sensor noise.</w:t>
       </w:r>
     </w:p>
     <w:bookmarkEnd w:id="10"/>
-    <w:bookmarkStart w:id="11" w:name="Xbe0c5937a3524723a9ab47a7eddc0f12c680c23"/>
+    <w:bookmarkStart w:id="11" w:name="X99062f17c36733b9849cd6a44e7bad10a73e564"/>
     <w:p>
       <w:pPr>
         <w:pStyle w:val="Heading2"/>
       </w:pPr>
       <w:r>
-        <w:t xml:space="preserve">Phase 3: AI Inference Integration (Completed)</w:t>
+        <w:t xml:space="preserve">Phase 3: ONNX Export &amp; Edge Integration (Completed)</w:t>
       </w:r>
     </w:p>
     <w:p>
@@ -141,13 +174,10 @@
           <w:b/>
           <w:bCs/>
         </w:rPr>
-        <w:t xml:space="preserve">Status:</w:t>
-      </w:r>
-      <w:r>
-        <w:t xml:space="preserve"> </w:t>
-      </w:r>
-      <w:r>
-        <w:t xml:space="preserve">Complete.</w:t>
+        <w:t xml:space="preserve">Goal</w:t>
+      </w:r>
+      <w:r>
+        <w:t xml:space="preserve">: Ensure the AI model can run offline on edge devices (JavaScript target) without Python.</w:t>
       </w:r>
     </w:p>
     <w:p>
@@ -163,23 +193,35 @@
           <w:b/>
           <w:bCs/>
         </w:rPr>
-        <w:t xml:space="preserve">Details:</w:t>
+        <w:t xml:space="preserve">Outcome</w:t>
+      </w:r>
+      <w:r>
+        <w:t xml:space="preserve">:</w:t>
       </w:r>
       <w:r>
         <w:t xml:space="preserve"> </w:t>
       </w:r>
       <w:r>
-        <w:t xml:space="preserve">A Temporal Convolutional Network (TCN) predicting 2D velocities was embedded into the system. The model weights are exported as ONNX to ensure fast, sub-5ms CPU-based inference directly on the edge.</w:t>
+        <w:rPr>
+          <w:rStyle w:val="VerbatimChar"/>
+        </w:rPr>
+        <w:t xml:space="preserve">verify_onnx.py</w:t>
+      </w:r>
+      <w:r>
+        <w:t xml:space="preserve"> </w:t>
+      </w:r>
+      <w:r>
+        <w:t xml:space="preserve">exports the model to WebAssembly format. The JavaScript simulator now natively hosts the ONNX session.</w:t>
       </w:r>
     </w:p>
     <w:bookmarkEnd w:id="11"/>
-    <w:bookmarkStart w:id="12" w:name="Xcc6f1be6e5043c40f9a6bbd08c97a617027c649"/>
+    <w:bookmarkStart w:id="12" w:name="X94e6f34c6d60b2e5dd086c0d6537e58dca89401"/>
     <w:p>
       <w:pPr>
         <w:pStyle w:val="Heading2"/>
       </w:pPr>
       <w:r>
-        <w:t xml:space="preserve">Phase 4: Map Matching &amp; Constraints (Completed)</w:t>
+        <w:t xml:space="preserve">Phase 4: Frontend Simulator &amp; Offline EKF (Completed)</w:t>
       </w:r>
     </w:p>
     <w:p>
@@ -195,13 +237,10 @@
           <w:b/>
           <w:bCs/>
         </w:rPr>
-        <w:t xml:space="preserve">Status:</w:t>
-      </w:r>
-      <w:r>
-        <w:t xml:space="preserve"> </w:t>
-      </w:r>
-      <w:r>
-        <w:t xml:space="preserve">Complete.</w:t>
+        <w:t xml:space="preserve">Goal</w:t>
+      </w:r>
+      <w:r>
+        <w:t xml:space="preserve">: Move the entire 15-state EKF and inference logic out of the Python backend.</w:t>
       </w:r>
     </w:p>
     <w:p>
@@ -217,23 +256,47 @@
           <w:b/>
           <w:bCs/>
         </w:rPr>
-        <w:t xml:space="preserve">Details:</w:t>
+        <w:t xml:space="preserve">Outcome</w:t>
+      </w:r>
+      <w:r>
+        <w:t xml:space="preserve">: Built</w:t>
       </w:r>
       <w:r>
         <w:t xml:space="preserve"> </w:t>
       </w:r>
       <w:r>
-        <w:t xml:space="preserve">Geometric snapping to offline road networks is fully functional. The system binds the mathematical output of the EKF to the nearest valid topology, ensuring the user trajectory never visibly drifts onto buildings or oceans.</w:t>
+        <w:rPr>
+          <w:rStyle w:val="VerbatimChar"/>
+        </w:rPr>
+        <w:t xml:space="preserve">simulator/offline_engine.js</w:t>
+      </w:r>
+      <w:r>
+        <w:t xml:space="preserve"> </w:t>
+      </w:r>
+      <w:r>
+        <w:t xml:space="preserve">which natively executes the EKF, Phone-to-Vehicle Triad alignment, and TCN inference on-device in the browser using</w:t>
+      </w:r>
+      <w:r>
+        <w:t xml:space="preserve"> </w:t>
+      </w:r>
+      <w:r>
+        <w:rPr>
+          <w:rStyle w:val="VerbatimChar"/>
+        </w:rPr>
+        <w:t xml:space="preserve">onnxruntime-web</w:t>
+      </w:r>
+      <w:r>
+        <w:t xml:space="preserve">. The FastAPI backend is officially completely decoupled.</w:t>
       </w:r>
     </w:p>
     <w:bookmarkEnd w:id="12"/>
-    <w:bookmarkStart w:id="13" w:name="phase-5-backend-rest-api-completed"/>
+    <w:bookmarkStart w:id="13" w:name="X628d02b5024f85d49e1bc9171f2a2353886de4c"/>
     <w:p>
       <w:pPr>
         <w:pStyle w:val="Heading2"/>
       </w:pPr>
       <w:r>
-        <w:t xml:space="preserve">Phase 5: Backend REST API (Completed)</w:t>
+        <w:t xml:space="preserve">Phase 5: Live Testing &amp; Map Matching Integration (Pending)</w:t>
       </w:r>
     </w:p>
     <w:p>
@@ -249,13 +312,10 @@
           <w:b/>
           <w:bCs/>
         </w:rPr>
-        <w:t xml:space="preserve">Status:</w:t>
-      </w:r>
-      <w:r>
-        <w:t xml:space="preserve"> </w:t>
-      </w:r>
-      <w:r>
-        <w:t xml:space="preserve">Complete.</w:t>
+        <w:t xml:space="preserve">Goal</w:t>
+      </w:r>
+      <w:r>
+        <w:t xml:space="preserve">: Record varied real-world trips to finalize the model weights, and replace the synthetic map grid with OpenStreetMap matching.</w:t>
       </w:r>
     </w:p>
     <w:p>
@@ -271,146 +331,14 @@
           <w:b/>
           <w:bCs/>
         </w:rPr>
-        <w:t xml:space="preserve">Details:</w:t>
-      </w:r>
-      <w:r>
-        <w:t xml:space="preserve"> </w:t>
-      </w:r>
-      <w:r>
-        <w:t xml:space="preserve">A FastAPI server exposes the pipeline via REST endpoints (</w:t>
-      </w:r>
-      <w:r>
-        <w:rPr>
-          <w:rStyle w:val="VerbatimChar"/>
-        </w:rPr>
-        <w:t xml:space="preserve">/session/start</w:t>
-      </w:r>
-      <w:r>
-        <w:t xml:space="preserve">,</w:t>
-      </w:r>
-      <w:r>
-        <w:t xml:space="preserve"> </w:t>
-      </w:r>
-      <w:r>
-        <w:rPr>
-          <w:rStyle w:val="VerbatimChar"/>
-        </w:rPr>
-        <w:t xml:space="preserve">/navigation/state</w:t>
-      </w:r>
-      <w:r>
-        <w:t xml:space="preserve">, etc.) enabling any mobile client to send batched IMU/GNSS sensor readings and receive snapped coordinate data.</w:t>
+        <w:t xml:space="preserve">Method</w:t>
+      </w:r>
+      <w:r>
+        <w:t xml:space="preserve">: Mount the phone in a car, use the Edge Simulator to record JSON trips. Train the pipeline. Use offline spatial trees to snap EKF outputs to known road geometries.</w:t>
       </w:r>
     </w:p>
     <w:bookmarkEnd w:id="13"/>
-    <w:bookmarkStart w:id="14" w:name="phase-6-formal-benchmarking-completed"/>
-    <w:p>
-      <w:pPr>
-        <w:pStyle w:val="Heading2"/>
-      </w:pPr>
-      <w:r>
-        <w:t xml:space="preserve">Phase 6: Formal Benchmarking (Completed)</w:t>
-      </w:r>
-    </w:p>
-    <w:p>
-      <w:pPr>
-        <w:pStyle w:val="Compact"/>
-        <w:numPr>
-          <w:ilvl w:val="0"/>
-          <w:numId w:val="1006"/>
-        </w:numPr>
-      </w:pPr>
-      <w:r>
-        <w:rPr>
-          <w:b/>
-          <w:bCs/>
-        </w:rPr>
-        <w:t xml:space="preserve">Status:</w:t>
-      </w:r>
-      <w:r>
-        <w:t xml:space="preserve"> </w:t>
-      </w:r>
-      <w:r>
-        <w:t xml:space="preserve">Complete.</w:t>
-      </w:r>
-    </w:p>
-    <w:p>
-      <w:pPr>
-        <w:pStyle w:val="Compact"/>
-        <w:numPr>
-          <w:ilvl w:val="0"/>
-          <w:numId w:val="1006"/>
-        </w:numPr>
-      </w:pPr>
-      <w:r>
-        <w:rPr>
-          <w:b/>
-          <w:bCs/>
-        </w:rPr>
-        <w:t xml:space="preserve">Details:</w:t>
-      </w:r>
-      <w:r>
-        <w:t xml:space="preserve"> </w:t>
-      </w:r>
-      <w:r>
-        <w:t xml:space="preserve">Automated test suites confirm the system outperforms the primary targets: &lt; 0.1m drift over a 50m outage (Target: 5m) and &lt; 3m drift over a 1km outage (Target: 100m).</w:t>
-      </w:r>
-    </w:p>
     <w:bookmarkEnd w:id="14"/>
-    <w:bookmarkStart w:id="15" w:name="X29628d1dd8b9fba55ae861bd73ca1260a1b376a"/>
-    <w:p>
-      <w:pPr>
-        <w:pStyle w:val="Heading2"/>
-      </w:pPr>
-      <w:r>
-        <w:t xml:space="preserve">Phase 7: Mobile Client Integration (Pending / Future Work)</w:t>
-      </w:r>
-    </w:p>
-    <w:p>
-      <w:pPr>
-        <w:pStyle w:val="Compact"/>
-        <w:numPr>
-          <w:ilvl w:val="0"/>
-          <w:numId w:val="1007"/>
-        </w:numPr>
-      </w:pPr>
-      <w:r>
-        <w:rPr>
-          <w:b/>
-          <w:bCs/>
-        </w:rPr>
-        <w:t xml:space="preserve">Status:</w:t>
-      </w:r>
-      <w:r>
-        <w:t xml:space="preserve"> </w:t>
-      </w:r>
-      <w:r>
-        <w:t xml:space="preserve">Pending.</w:t>
-      </w:r>
-    </w:p>
-    <w:p>
-      <w:pPr>
-        <w:pStyle w:val="Compact"/>
-        <w:numPr>
-          <w:ilvl w:val="0"/>
-          <w:numId w:val="1007"/>
-        </w:numPr>
-      </w:pPr>
-      <w:r>
-        <w:rPr>
-          <w:b/>
-          <w:bCs/>
-        </w:rPr>
-        <w:t xml:space="preserve">Details:</w:t>
-      </w:r>
-      <w:r>
-        <w:t xml:space="preserve"> </w:t>
-      </w:r>
-      <w:r>
-        <w:t xml:space="preserve">The Python core needs to be integrated into a native iOS/Android application harness to complete the transition from a local server-based navigation engine to an offline edge application.</w:t>
-      </w:r>
-    </w:p>
-    <w:bookmarkEnd w:id="15"/>
-    <w:bookmarkEnd w:id="16"/>
     <w:sectPr>
       <w:footnotePr>
         <w:numRestart w:val="eachSect"/>
@@ -640,12 +568,6 @@
     <w:abstractNumId w:val="991"/>
   </w:num>
   <w:num w:numId="1005">
-    <w:abstractNumId w:val="991"/>
-  </w:num>
-  <w:num w:numId="1006">
-    <w:abstractNumId w:val="991"/>
-  </w:num>
-  <w:num w:numId="1007">
     <w:abstractNumId w:val="991"/>
   </w:num>
 </w:numbering>
